--- a/documentos_operativos/plantillas/MENSAJE_GRUPOS_VIDEO_GARANTIA.docx
+++ b/documentos_operativos/plantillas/MENSAJE_GRUPOS_VIDEO_GARANTIA.docx
@@ -92,7 +92,7 @@
           <w:i w:val="0"/>
           <w:sz w:val="21"/>
         </w:rPr>
-        <w:t>En la próxima clase les entregaremos una hoja para firmar con su garantía por escrito y estos compromisos, para que cada uno tenga claro qué le corresponde a la academia y qué le corresponde a usted.</w:t>
+        <w:t>Más adelante les entregaremos por escrito su garantía y estos compromisos, para que cada uno tenga claro qué le corresponde a la academia y qué le corresponde a usted.</w:t>
       </w:r>
     </w:p>
     <w:p>

--- a/documentos_operativos/plantillas/MENSAJE_GRUPOS_VIDEO_GARANTIA.docx
+++ b/documentos_operativos/plantillas/MENSAJE_GRUPOS_VIDEO_GARANTIA.docx
@@ -92,7 +92,7 @@
           <w:i w:val="0"/>
           <w:sz w:val="21"/>
         </w:rPr>
-        <w:t>Más adelante les entregaremos por escrito su garantía y estos compromisos, para que cada uno tenga claro qué le corresponde a la academia y qué le corresponde a usted.</w:t>
+        <w:t>En la próxima clase les entregaremos una hoja para firmar con su garantía por escrito y estos compromisos, para que cada uno tenga claro qué le corresponde a la academia y qué le corresponde a usted.</w:t>
       </w:r>
     </w:p>
     <w:p>
